--- a/Bank Loan Analysis/Documentation/QUERY DOCUMENT.docx
+++ b/Bank Loan Analysis/Documentation/QUERY DOCUMENT.docx
@@ -2995,7 +2995,18 @@
           <w:sz w:val="19"/>
           <w:szCs w:val="19"/>
         </w:rPr>
-        <w:t>int_rate</w:t>
+        <w:t>int_</w:t>
+      </w:r>
+      <w:proofErr w:type="gramStart"/>
+      <w:r>
+        <w:rPr>
+          <w:rFonts w:ascii="Consolas" w:hAnsi="Consolas" w:cs="Consolas"/>
+          <w:color w:val="000000"/>
+          <w:kern w:val="0"/>
+          <w:sz w:val="19"/>
+          <w:szCs w:val="19"/>
+        </w:rPr>
+        <w:t>rate</w:t>
       </w:r>
       <w:proofErr w:type="spellEnd"/>
       <w:r>
@@ -3008,6 +3019,7 @@
         </w:rPr>
         <w:t>)*</w:t>
       </w:r>
+      <w:proofErr w:type="gramEnd"/>
       <w:r>
         <w:rPr>
           <w:rFonts w:ascii="Consolas" w:hAnsi="Consolas" w:cs="Consolas"/>
@@ -3217,7 +3229,18 @@
           <w:sz w:val="19"/>
           <w:szCs w:val="19"/>
         </w:rPr>
-        <w:t>int_rate</w:t>
+        <w:t>int_</w:t>
+      </w:r>
+      <w:proofErr w:type="gramStart"/>
+      <w:r>
+        <w:rPr>
+          <w:rFonts w:ascii="Consolas" w:hAnsi="Consolas" w:cs="Consolas"/>
+          <w:color w:val="000000"/>
+          <w:kern w:val="0"/>
+          <w:sz w:val="19"/>
+          <w:szCs w:val="19"/>
+        </w:rPr>
+        <w:t>rate</w:t>
       </w:r>
       <w:proofErr w:type="spellEnd"/>
       <w:r>
@@ -3230,6 +3253,7 @@
         </w:rPr>
         <w:t>)*</w:t>
       </w:r>
+      <w:proofErr w:type="gramEnd"/>
       <w:r>
         <w:rPr>
           <w:rFonts w:ascii="Consolas" w:hAnsi="Consolas" w:cs="Consolas"/>
@@ -3544,7 +3568,18 @@
           <w:sz w:val="19"/>
           <w:szCs w:val="19"/>
         </w:rPr>
-        <w:t>int_rate</w:t>
+        <w:t>int_</w:t>
+      </w:r>
+      <w:proofErr w:type="gramStart"/>
+      <w:r>
+        <w:rPr>
+          <w:rFonts w:ascii="Consolas" w:hAnsi="Consolas" w:cs="Consolas"/>
+          <w:color w:val="000000"/>
+          <w:kern w:val="0"/>
+          <w:sz w:val="19"/>
+          <w:szCs w:val="19"/>
+        </w:rPr>
+        <w:t>rate</w:t>
       </w:r>
       <w:proofErr w:type="spellEnd"/>
       <w:r>
@@ -3557,6 +3592,7 @@
         </w:rPr>
         <w:t>)*</w:t>
       </w:r>
+      <w:proofErr w:type="gramEnd"/>
       <w:r>
         <w:rPr>
           <w:rFonts w:ascii="Consolas" w:hAnsi="Consolas" w:cs="Consolas"/>
@@ -10799,6 +10835,7 @@
         </w:rPr>
         <w:t xml:space="preserve"> </w:t>
       </w:r>
+      <w:proofErr w:type="gramStart"/>
       <w:r>
         <w:rPr>
           <w:rFonts w:ascii="Consolas" w:hAnsi="Consolas" w:cs="Consolas"/>
@@ -10819,6 +10856,7 @@
         </w:rPr>
         <w:t>(</w:t>
       </w:r>
+      <w:proofErr w:type="gramEnd"/>
       <w:r>
         <w:rPr>
           <w:rFonts w:ascii="Consolas" w:hAnsi="Consolas" w:cs="Consolas"/>
@@ -15773,7 +15811,6 @@
         <w:t xml:space="preserve"> purpose</w:t>
       </w:r>
     </w:p>
-    <w:p/>
     <w:sectPr>
       <w:pgSz w:w="11906" w:h="16838"/>
       <w:pgMar w:top="1440" w:right="1440" w:bottom="1440" w:left="1440" w:header="708" w:footer="708" w:gutter="0"/>
@@ -16531,6 +16568,7 @@
   <w:style w:type="character" w:default="1" w:styleId="DefaultParagraphFont">
     <w:name w:val="Default Paragraph Font"/>
     <w:uiPriority w:val="1"/>
+    <w:semiHidden/>
     <w:unhideWhenUsed/>
   </w:style>
   <w:style w:type="table" w:default="1" w:styleId="TableNormal">
